--- a/KHBD_Tin_học/Lớp_4/Tuần_14/KHBD_Tin_hoc_Lớp_4_Tiet13_Bai_6_Su_dung_phan_mem_khi_uoc_phep.docx
+++ b/KHBD_Tin_học/Lớp_4/Tuần_14/KHBD_Tin_hoc_Lớp_4_Tiet13_Bai_6_Su_dung_phan_mem_khi_uoc_phep.docx
@@ -408,18 +408,29 @@
     </w:p>
     <w:p>
       <w:pPr>
-        <w:spacing w:line="319" w:lineRule="auto" w:after="60" w:before="0"/>
-        <w:ind w:firstLine="0" w:left="850"/>
+        <w:spacing w:line="276" w:lineRule="auto" w:after="0" w:before="0"/>
+        <w:ind w:left="850" w:firstLine="0"/>
         <w:jc w:val="both"/>
       </w:pPr>
       <w:r>
         <w:rPr>
-          <w:rFonts w:ascii="Times New Roman" w:hAnsi="Times New Roman" w:eastAsia="Times New Roman"/>
-          <w:b w:val="0"/>
-          <w:i w:val="0"/>
+          <w:rFonts w:ascii="Times New Roman" w:hAnsi="Times New Roman" w:cs="Times New Roman"/>
           <w:sz w:val="26"/>
         </w:rPr>
-        <w:t>- Miền V. Giải quyết vấn đề (thành tố 5.3. Sử dụng sáng tạo công nghệ số – Bậc 2): Sử dụng công cụ số để giải quyết vấn đề đơn giản trong bài học. (Đạt được thông qua Hoạt động 2, Hoạt động 3)</w:t>
+        <w:t>- 3.3.CB2a: Xác định được các quy tắc đơn giản về bản quyền và giấy phép áp dụng cho dữ liệu, thông tin và nội dung số. (Tôn trọng quyền tác giả và tuân thủ quy định bản quyền khi sử dụng phần mềm, nội dung số). (Đạt được thông qua Hoạt động 2)</w:t>
+      </w:r>
+    </w:p>
+    <w:p>
+      <w:pPr>
+        <w:spacing w:after="0" w:line="276" w:lineRule="auto"/>
+        <w:ind w:left="850" w:firstLine="0"/>
+      </w:pPr>
+      <w:r>
+        <w:rPr>
+          <w:rFonts w:ascii="Times New Roman" w:hAnsi="Times New Roman" w:cs="Times New Roman"/>
+          <w:sz w:val="26"/>
+        </w:rPr>
+        <w:t>- 2.5.CB2a: Phân biệt được các chuẩn mực hành vi đơn giản và bí quyết sử dụng công nghệ số và tương tác trong môi trường số. (Tuân thủ quy tắc ứng xử chuẩn mực và bảo vệ dữ liệu khi khai thác thông tin). (Đạt được thông qua Hoạt động 3, Hoạt động 4)</w:t>
       </w:r>
     </w:p>
     <w:p>
